--- a/pr-preview/pr-361/basic-statistical-methods-handout.docx
+++ b/pr-preview/pr-361/basic-statistical-methods-handout.docx
@@ -15,7 +15,7 @@
         <w:pStyle w:val="Date"/>
       </w:pPr>
       <w:r>
-        <w:t xml:space="preserve">Last modified: 2026-10-19 00:33:21 (PDT)</w:t>
+        <w:t xml:space="preserve">Last modified: 2026-10-19 09:40:53 (PDT)</w:t>
       </w:r>
     </w:p>
     <w:bookmarkStart w:id="13" w:name="introduction"/>
@@ -3880,7 +3880,7 @@
     </w:p>
     <w:bookmarkEnd w:id="24"/>
     <w:bookmarkEnd w:id="25"/>
-    <w:bookmarkStart w:id="62" w:name="sec-two-group-continuous"/>
+    <w:bookmarkStart w:id="63" w:name="sec-two-group-continuous"/>
     <w:p>
       <w:pPr>
         <w:pStyle w:val="Heading2"/>
@@ -4179,7 +4179,7 @@
       </w:r>
     </w:p>
     <w:bookmarkEnd w:id="31"/>
-    <w:bookmarkStart w:id="38" w:name="sec-one-sample-t-test"/>
+    <w:bookmarkStart w:id="39" w:name="sec-one-sample-t-test"/>
     <w:p>
       <w:pPr>
         <w:pStyle w:val="Heading3"/>
@@ -4188,7 +4188,7 @@
         <w:t xml:space="preserve">4.2 One-sample t-test</w:t>
       </w:r>
     </w:p>
-    <w:bookmarkStart w:id="33" w:name="def-one-sample-t-test"/>
+    <w:bookmarkStart w:id="34" w:name="def-one-sample-t-test"/>
     <w:p>
       <w:pPr>
         <w:pStyle w:val="FirstParagraph"/>
@@ -4434,14 +4434,19 @@
         <w:t xml:space="preserve"> </w:t>
       </w:r>
       <w:r>
-        <w:t xml:space="preserve">uses the statistic</w:t>
-      </w:r>
-      <w:r>
-        <w:t xml:space="preserve"> </w:t>
-      </w:r>
-      <w:r>
-        <w:t xml:space="preserve">[3]</w:t>
-      </w:r>
+        <w:t xml:space="preserve">uses the</w:t>
+      </w:r>
+      <w:r>
+        <w:t xml:space="preserve"> </w:t>
+      </w:r>
+      <w:hyperlink r:id="rId32">
+        <w:r>
+          <w:rPr>
+            <w:rStyle w:val="Hyperlink"/>
+          </w:rPr>
+          <w:t xml:space="preserve">statistic</w:t>
+        </w:r>
+      </w:hyperlink>
     </w:p>
     <w:p>
       <w:pPr>
@@ -4669,7 +4674,7 @@
       <w:r>
         <w:t xml:space="preserve">distribution (</w:t>
       </w:r>
-      <w:hyperlink r:id="rId32">
+      <w:hyperlink r:id="rId33">
         <w:r>
           <w:rPr>
             <w:rStyle w:val="Hyperlink"/>
@@ -4698,8 +4703,8 @@
         <w:t xml:space="preserve">.</w:t>
       </w:r>
     </w:p>
-    <w:bookmarkEnd w:id="33"/>
-    <w:bookmarkStart w:id="34" w:name="thm-one-sample-t-null"/>
+    <w:bookmarkEnd w:id="34"/>
+    <w:bookmarkStart w:id="35" w:name="thm-one-sample-t-null"/>
     <w:p>
       <w:pPr>
         <w:pStyle w:val="BodyText"/>
@@ -5015,7 +5020,7 @@
         <w:t xml:space="preserve">distribution.</w:t>
       </w:r>
     </w:p>
-    <w:bookmarkEnd w:id="34"/>
+    <w:bookmarkEnd w:id="35"/>
     <w:p>
       <w:pPr>
         <w:pStyle w:val="BodyText"/>
@@ -5417,7 +5422,7 @@
       <w:r>
         <w:t xml:space="preserve"> </w:t>
       </w:r>
-      <w:hyperlink r:id="rId32">
+      <w:hyperlink r:id="rId33">
         <w:r>
           <w:rPr>
             <w:rStyle w:val="Hyperlink"/>
@@ -6064,7 +6069,7 @@
         </m:oMath>
       </m:oMathPara>
     </w:p>
-    <w:bookmarkStart w:id="37" w:name="rem-t-statistic-nongaussian"/>
+    <w:bookmarkStart w:id="38" w:name="rem-t-statistic-nongaussian"/>
     <w:p>
       <w:pPr>
         <w:pStyle w:val="FirstParagraph"/>
@@ -6125,7 +6130,7 @@
       <w:r>
         <w:t xml:space="preserve"> </w:t>
       </w:r>
-      <w:hyperlink r:id="rId35">
+      <w:hyperlink r:id="rId36">
         <w:r>
           <w:rPr>
             <w:rStyle w:val="Hyperlink"/>
@@ -6180,7 +6185,7 @@
       <w:r>
         <w:t xml:space="preserve">(</w:t>
       </w:r>
-      <w:hyperlink r:id="rId36">
+      <w:hyperlink r:id="rId37">
         <w:r>
           <w:rPr>
             <w:rStyle w:val="Hyperlink"/>
@@ -6192,9 +6197,9 @@
         <w:t xml:space="preserve">).</w:t>
       </w:r>
     </w:p>
-    <w:bookmarkEnd w:id="37"/>
     <w:bookmarkEnd w:id="38"/>
-    <w:bookmarkStart w:id="41" w:name="sec-paired-t-test"/>
+    <w:bookmarkEnd w:id="39"/>
+    <w:bookmarkStart w:id="42" w:name="sec-paired-t-test"/>
     <w:p>
       <w:pPr>
         <w:pStyle w:val="Heading3"/>
@@ -6203,7 +6208,7 @@
         <w:t xml:space="preserve">4.3 Paired t-test</w:t>
       </w:r>
     </w:p>
-    <w:bookmarkStart w:id="39" w:name="def-paired-t-test"/>
+    <w:bookmarkStart w:id="40" w:name="def-paired-t-test"/>
     <w:p>
       <w:pPr>
         <w:pStyle w:val="FirstParagraph"/>
@@ -6746,8 +6751,8 @@
         <w:t xml:space="preserve">.</w:t>
       </w:r>
     </w:p>
-    <w:bookmarkEnd w:id="39"/>
-    <w:bookmarkStart w:id="40" w:name="exm-hers-paired"/>
+    <w:bookmarkEnd w:id="40"/>
+    <w:bookmarkStart w:id="41" w:name="exm-hers-paired"/>
     <w:p>
       <w:pPr>
         <w:pStyle w:val="BodyText"/>
@@ -7588,9 +7593,9 @@
         <w:t xml:space="preserve">and the p-value is far below 0.05.</w:t>
       </w:r>
     </w:p>
-    <w:bookmarkEnd w:id="40"/>
     <w:bookmarkEnd w:id="41"/>
-    <w:bookmarkStart w:id="57" w:name="sec-two-sample-t-test"/>
+    <w:bookmarkEnd w:id="42"/>
+    <w:bookmarkStart w:id="58" w:name="sec-two-sample-t-test"/>
     <w:p>
       <w:pPr>
         <w:pStyle w:val="Heading3"/>
@@ -7599,7 +7604,7 @@
         <w:t xml:space="preserve">4.4 Two-sample t-tests</w:t>
       </w:r>
     </w:p>
-    <w:bookmarkStart w:id="42" w:name="def-two-sample-t-test"/>
+    <w:bookmarkStart w:id="43" w:name="def-two-sample-t-test"/>
     <w:p>
       <w:pPr>
         <w:pStyle w:val="FirstParagraph"/>
@@ -7918,14 +7923,19 @@
         <w:t xml:space="preserve"> </w:t>
       </w:r>
       <w:r>
-        <w:t xml:space="preserve">uses the statistic</w:t>
-      </w:r>
-      <w:r>
-        <w:t xml:space="preserve"> </w:t>
-      </w:r>
-      <w:r>
-        <w:t xml:space="preserve">[5]</w:t>
-      </w:r>
+        <w:t xml:space="preserve">uses the</w:t>
+      </w:r>
+      <w:r>
+        <w:t xml:space="preserve"> </w:t>
+      </w:r>
+      <w:hyperlink r:id="rId32">
+        <w:r>
+          <w:rPr>
+            <w:rStyle w:val="Hyperlink"/>
+          </w:rPr>
+          <w:t xml:space="preserve">statistic</w:t>
+        </w:r>
+      </w:hyperlink>
     </w:p>
     <w:p>
       <w:pPr>
@@ -8580,7 +8590,7 @@
       <w:r>
         <w:t xml:space="preserve">distribution (</w:t>
       </w:r>
-      <w:hyperlink r:id="rId32">
+      <w:hyperlink r:id="rId33">
         <w:r>
           <w:rPr>
             <w:rStyle w:val="Hyperlink"/>
@@ -8609,8 +8619,8 @@
         <w:t xml:space="preserve">.</w:t>
       </w:r>
     </w:p>
-    <w:bookmarkEnd w:id="42"/>
-    <w:bookmarkStart w:id="44" w:name="rem-welch-test-properties"/>
+    <w:bookmarkEnd w:id="43"/>
+    <w:bookmarkStart w:id="45" w:name="rem-welch-test-properties"/>
     <w:p>
       <w:pPr>
         <w:pStyle w:val="BodyText"/>
@@ -8716,7 +8726,7 @@
       <w:r>
         <w:t xml:space="preserve"> </w:t>
       </w:r>
-      <w:hyperlink r:id="rId43">
+      <w:hyperlink r:id="rId44">
         <w:r>
           <w:rPr>
             <w:rStyle w:val="Hyperlink"/>
@@ -8746,8 +8756,8 @@
         <w:t xml:space="preserve">.</w:t>
       </w:r>
     </w:p>
-    <w:bookmarkEnd w:id="44"/>
-    <w:bookmarkStart w:id="49" w:name="exm-hers-ttest"/>
+    <w:bookmarkEnd w:id="45"/>
+    <w:bookmarkStart w:id="50" w:name="exm-hers-ttest"/>
     <w:p>
       <w:pPr>
         <w:pStyle w:val="BodyText"/>
@@ -8993,7 +9003,7 @@
       <w:tr>
         <w:tc>
           <w:tcPr/>
-          <w:bookmarkStart w:id="48" w:name="fig-hers-boxplot"/>
+          <w:bookmarkStart w:id="49" w:name="fig-hers-boxplot"/>
           <w:p>
             <w:pPr>
               <w:pStyle w:val="SourceCode"/>
@@ -9240,18 +9250,18 @@
                 <wp:inline>
                   <wp:extent cx="4620126" cy="3696101"/>
                   <wp:effectExtent b="0" l="0" r="0" t="0"/>
-                  <wp:docPr descr="" title="" id="46" name="Picture"/>
+                  <wp:docPr descr="" title="" id="47" name="Picture"/>
                   <a:graphic>
                     <a:graphicData uri="http://schemas.openxmlformats.org/drawingml/2006/picture">
                       <pic:pic>
                         <pic:nvPicPr>
-                          <pic:cNvPr descr="basic-statistical-methods_files/figure-docx/unnamed-chunk-4-1.png" id="47" name="Picture"/>
+                          <pic:cNvPr descr="basic-statistical-methods_files/figure-docx/unnamed-chunk-4-1.png" id="48" name="Picture"/>
                           <pic:cNvPicPr>
                             <a:picLocks noChangeArrowheads="1" noChangeAspect="1"/>
                           </pic:cNvPicPr>
                         </pic:nvPicPr>
                         <pic:blipFill>
-                          <a:blip r:embed="rId45"/>
+                          <a:blip r:embed="rId46"/>
                           <a:stretch>
                             <a:fillRect/>
                           </a:stretch>
@@ -9291,7 +9301,7 @@
               <w:t xml:space="preserve">Figure 1: Baseline fasting glucose by treatment group in HERS</w:t>
             </w:r>
           </w:p>
-          <w:bookmarkEnd w:id="48"/>
+          <w:bookmarkEnd w:id="49"/>
         </w:tc>
       </w:tr>
     </w:tbl>
@@ -10269,8 +10279,8 @@
         <w:t xml:space="preserve">so the groups’ baseline sample means differ only by chance.</w:t>
       </w:r>
     </w:p>
-    <w:bookmarkEnd w:id="49"/>
-    <w:bookmarkStart w:id="50" w:name="def-pooled-variance"/>
+    <w:bookmarkEnd w:id="50"/>
+    <w:bookmarkStart w:id="51" w:name="def-pooled-variance"/>
     <w:p>
       <w:pPr>
         <w:pStyle w:val="BodyText"/>
@@ -10408,12 +10418,6 @@
       </w:r>
       <w:r>
         <w:t xml:space="preserve">is</w:t>
-      </w:r>
-      <w:r>
-        <w:t xml:space="preserve"> </w:t>
-      </w:r>
-      <w:r>
-        <w:t xml:space="preserve">[6]</w:t>
       </w:r>
     </w:p>
     <w:p>
@@ -10641,8 +10645,8 @@
         <w:t xml:space="preserve">.</w:t>
       </w:r>
     </w:p>
-    <w:bookmarkEnd w:id="50"/>
-    <w:bookmarkStart w:id="51" w:name="exm-pooled-variance"/>
+    <w:bookmarkEnd w:id="51"/>
+    <w:bookmarkStart w:id="52" w:name="exm-pooled-variance"/>
     <w:p>
       <w:pPr>
         <w:pStyle w:val="BodyText"/>
@@ -11058,8 +11062,8 @@
         <w:t xml:space="preserve">, whose sample is larger.</w:t>
       </w:r>
     </w:p>
-    <w:bookmarkEnd w:id="51"/>
-    <w:bookmarkStart w:id="52" w:name="rem-pooled-variance-estimates"/>
+    <w:bookmarkEnd w:id="52"/>
+    <w:bookmarkStart w:id="53" w:name="rem-pooled-variance-estimates"/>
     <w:p>
       <w:pPr>
         <w:pStyle w:val="BodyText"/>
@@ -11104,8 +11108,8 @@
         <w:t xml:space="preserve">the pooled variance estimates it.</w:t>
       </w:r>
     </w:p>
-    <w:bookmarkEnd w:id="52"/>
-    <w:bookmarkStart w:id="53" w:name="def-pooled-t-test"/>
+    <w:bookmarkEnd w:id="53"/>
+    <w:bookmarkStart w:id="54" w:name="def-pooled-t-test"/>
     <w:p>
       <w:pPr>
         <w:pStyle w:val="BodyText"/>
@@ -11617,8 +11621,8 @@
         <w:t xml:space="preserve">.</w:t>
       </w:r>
     </w:p>
-    <w:bookmarkEnd w:id="53"/>
-    <w:bookmarkStart w:id="54" w:name="thm-pooled-t-null"/>
+    <w:bookmarkEnd w:id="54"/>
+    <w:bookmarkStart w:id="55" w:name="thm-pooled-t-null"/>
     <w:p>
       <w:pPr>
         <w:pStyle w:val="BodyText"/>
@@ -11777,8 +11781,8 @@
         <w:t xml:space="preserve">.</w:t>
       </w:r>
     </w:p>
-    <w:bookmarkEnd w:id="54"/>
-    <w:bookmarkStart w:id="55" w:name="rem-pooled-t-equal-variances"/>
+    <w:bookmarkEnd w:id="55"/>
+    <w:bookmarkStart w:id="56" w:name="rem-pooled-t-equal-variances"/>
     <w:p>
       <w:pPr>
         <w:pStyle w:val="BodyText"/>
@@ -11831,8 +11835,8 @@
         <w:t xml:space="preserve">so these notes use Welch’s test by default.</w:t>
       </w:r>
     </w:p>
-    <w:bookmarkEnd w:id="55"/>
-    <w:bookmarkStart w:id="56" w:name="exm-hers-pooled-ttest"/>
+    <w:bookmarkEnd w:id="56"/>
+    <w:bookmarkStart w:id="57" w:name="exm-hers-pooled-ttest"/>
     <w:p>
       <w:pPr>
         <w:pStyle w:val="BodyText"/>
@@ -12035,7 +12039,7 @@
         <w:t xml:space="preserve">#&gt;   111.854   112.449</w:t>
       </w:r>
     </w:p>
-    <w:bookmarkEnd w:id="56"/>
+    <w:bookmarkEnd w:id="57"/>
     <w:p>
       <w:pPr>
         <w:pStyle w:val="Compact"/>
@@ -12090,8 +12094,8 @@
         <w:t xml:space="preserve">covers normal-theory methods for paired samples.</w:t>
       </w:r>
     </w:p>
-    <w:bookmarkEnd w:id="57"/>
-    <w:bookmarkStart w:id="61" w:name="sec-CI-diff-means"/>
+    <w:bookmarkEnd w:id="58"/>
+    <w:bookmarkStart w:id="62" w:name="sec-CI-diff-means"/>
     <w:p>
       <w:pPr>
         <w:pStyle w:val="Heading3"/>
@@ -12100,7 +12104,7 @@
         <w:t xml:space="preserve">4.5 Confidence intervals for the difference in means</w:t>
       </w:r>
     </w:p>
-    <w:bookmarkStart w:id="59" w:name="def-ci-diff-means"/>
+    <w:bookmarkStart w:id="60" w:name="def-ci-diff-means"/>
     <w:p>
       <w:pPr>
         <w:pStyle w:val="FirstParagraph"/>
@@ -12615,7 +12619,7 @@
       <w:r>
         <w:t xml:space="preserve"> </w:t>
       </w:r>
-      <w:hyperlink r:id="rId58">
+      <w:hyperlink r:id="rId59">
         <w:r>
           <w:rPr>
             <w:rStyle w:val="Hyperlink"/>
@@ -12627,8 +12631,8 @@
         <w:t xml:space="preserve">.</w:t>
       </w:r>
     </w:p>
-    <w:bookmarkEnd w:id="59"/>
-    <w:bookmarkStart w:id="60" w:name="exm-hers-diff-means-ci"/>
+    <w:bookmarkEnd w:id="60"/>
+    <w:bookmarkStart w:id="61" w:name="exm-hers-diff-means-ci"/>
     <w:p>
       <w:pPr>
         <w:pStyle w:val="BodyText"/>
@@ -12945,7 +12949,7 @@
         <w:t xml:space="preserve">It contains 0, consistent with the large p-value there.</w:t>
       </w:r>
     </w:p>
-    <w:bookmarkEnd w:id="60"/>
+    <w:bookmarkEnd w:id="61"/>
     <w:p>
       <w:pPr>
         <w:pStyle w:val="BodyText"/>
@@ -12960,9 +12964,9 @@
         <w:t xml:space="preserve">covers confidence intervals for the difference of two means.</w:t>
       </w:r>
     </w:p>
-    <w:bookmarkEnd w:id="61"/>
     <w:bookmarkEnd w:id="62"/>
-    <w:bookmarkStart w:id="76" w:name="sec-anova"/>
+    <w:bookmarkEnd w:id="63"/>
+    <w:bookmarkStart w:id="77" w:name="sec-anova"/>
     <w:p>
       <w:pPr>
         <w:pStyle w:val="Heading2"/>
@@ -12971,7 +12975,7 @@
         <w:t xml:space="preserve">5 One-way analysis of variance</w:t>
       </w:r>
     </w:p>
-    <w:bookmarkStart w:id="63" w:name="def-ss-between"/>
+    <w:bookmarkStart w:id="64" w:name="def-ss-between"/>
     <w:p>
       <w:pPr>
         <w:pStyle w:val="FirstParagraph"/>
@@ -13476,8 +13480,8 @@
         <w:t xml:space="preserve">.</w:t>
       </w:r>
     </w:p>
-    <w:bookmarkEnd w:id="63"/>
-    <w:bookmarkStart w:id="64" w:name="exm-ss-between"/>
+    <w:bookmarkEnd w:id="64"/>
+    <w:bookmarkStart w:id="65" w:name="exm-ss-between"/>
     <w:p>
       <w:pPr>
         <w:pStyle w:val="BodyText"/>
@@ -13923,8 +13927,8 @@
         </m:oMath>
       </m:oMathPara>
     </w:p>
-    <w:bookmarkEnd w:id="64"/>
-    <w:bookmarkStart w:id="65" w:name="def-ss-within"/>
+    <w:bookmarkEnd w:id="65"/>
+    <w:bookmarkStart w:id="66" w:name="def-ss-within"/>
     <w:p>
       <w:pPr>
         <w:pStyle w:val="FirstParagraph"/>
@@ -14181,8 +14185,8 @@
         <w:t xml:space="preserve">.</w:t>
       </w:r>
     </w:p>
-    <w:bookmarkEnd w:id="65"/>
-    <w:bookmarkStart w:id="66" w:name="exm-ss-within"/>
+    <w:bookmarkEnd w:id="66"/>
+    <w:bookmarkStart w:id="67" w:name="exm-ss-within"/>
     <w:p>
       <w:pPr>
         <w:pStyle w:val="BodyText"/>
@@ -14596,8 +14600,8 @@
         </m:oMath>
       </m:oMathPara>
     </w:p>
-    <w:bookmarkEnd w:id="66"/>
-    <w:bookmarkStart w:id="67" w:name="def-mean-squares"/>
+    <w:bookmarkEnd w:id="67"/>
+    <w:bookmarkStart w:id="68" w:name="def-mean-squares"/>
     <w:p>
       <w:pPr>
         <w:pStyle w:val="FirstParagraph"/>
@@ -14906,8 +14910,8 @@
         <w:t xml:space="preserve">estimates it.</w:t>
       </w:r>
     </w:p>
-    <w:bookmarkEnd w:id="67"/>
-    <w:bookmarkStart w:id="68" w:name="exm-mean-squares"/>
+    <w:bookmarkEnd w:id="68"/>
+    <w:bookmarkStart w:id="69" w:name="exm-mean-squares"/>
     <w:p>
       <w:pPr>
         <w:pStyle w:val="BodyText"/>
@@ -15139,8 +15143,8 @@
         </m:oMath>
       </m:oMathPara>
     </w:p>
-    <w:bookmarkEnd w:id="68"/>
-    <w:bookmarkStart w:id="70" w:name="def-one-way-anova"/>
+    <w:bookmarkEnd w:id="69"/>
+    <w:bookmarkStart w:id="71" w:name="def-one-way-anova"/>
     <w:p>
       <w:pPr>
         <w:pStyle w:val="FirstParagraph"/>
@@ -15368,19 +15372,24 @@
         <w:t xml:space="preserve"> </w:t>
       </w:r>
       <w:r>
-        <w:t xml:space="preserve">uses the statistic</w:t>
-      </w:r>
+        <w:t xml:space="preserve">uses the</w:t>
+      </w:r>
+      <w:r>
+        <w:t xml:space="preserve"> </w:t>
+      </w:r>
+      <w:hyperlink r:id="rId32">
+        <w:r>
+          <w:rPr>
+            <w:rStyle w:val="Hyperlink"/>
+          </w:rPr>
+          <w:t xml:space="preserve">statistic</w:t>
+        </w:r>
+      </w:hyperlink>
       <w:r>
         <w:t xml:space="preserve"> </w:t>
       </w:r>
       <w:r>
         <w:t xml:space="preserve">[9]</w:t>
-      </w:r>
-      <w:r>
-        <w:t xml:space="preserve"> </w:t>
-      </w:r>
-      <w:r>
-        <w:t xml:space="preserve">[10]</w:t>
       </w:r>
     </w:p>
     <w:p>
@@ -15614,7 +15623,7 @@
       <w:r>
         <w:t xml:space="preserve">distribution (</w:t>
       </w:r>
-      <w:hyperlink r:id="rId69">
+      <w:hyperlink r:id="rId70">
         <w:r>
           <w:rPr>
             <w:rStyle w:val="Hyperlink"/>
@@ -15637,14 +15646,14 @@
         <w:t xml:space="preserve"> </w:t>
       </w:r>
       <w:r>
-        <w:t xml:space="preserve">Wikipedia contributors [9]</w:t>
+        <w:t xml:space="preserve">Wikipedia contributors [10]</w:t>
       </w:r>
       <w:r>
         <w:t xml:space="preserve">.</w:t>
       </w:r>
     </w:p>
-    <w:bookmarkEnd w:id="70"/>
-    <w:bookmarkStart w:id="71" w:name="rem-f-statistic-size"/>
+    <w:bookmarkEnd w:id="71"/>
+    <w:bookmarkStart w:id="72" w:name="rem-f-statistic-size"/>
     <w:p>
       <w:pPr>
         <w:pStyle w:val="BodyText"/>
@@ -15763,8 +15772,8 @@
         </m:oMath>
       </m:oMathPara>
     </w:p>
-    <w:bookmarkEnd w:id="71"/>
-    <w:bookmarkStart w:id="72" w:name="thm-anova-null"/>
+    <w:bookmarkEnd w:id="72"/>
+    <w:bookmarkStart w:id="73" w:name="thm-anova-null"/>
     <w:p>
       <w:pPr>
         <w:pStyle w:val="FirstParagraph"/>
@@ -16072,8 +16081,8 @@
         <w:t xml:space="preserve">.</w:t>
       </w:r>
     </w:p>
-    <w:bookmarkEnd w:id="72"/>
-    <w:bookmarkStart w:id="73" w:name="exm-hers-anova"/>
+    <w:bookmarkEnd w:id="73"/>
+    <w:bookmarkStart w:id="74" w:name="exm-hers-anova"/>
     <w:p>
       <w:pPr>
         <w:pStyle w:val="BodyText"/>
@@ -17581,8 +17590,8 @@
         <w:t xml:space="preserve">population mean fasting glucose differs among the three race/ethnicity groups.</w:t>
       </w:r>
     </w:p>
-    <w:bookmarkEnd w:id="73"/>
-    <w:bookmarkStart w:id="74" w:name="rem-hers-anova-variances"/>
+    <w:bookmarkEnd w:id="74"/>
+    <w:bookmarkStart w:id="75" w:name="rem-hers-anova-variances"/>
     <w:p>
       <w:pPr>
         <w:pStyle w:val="BodyText"/>
@@ -17749,7 +17758,7 @@
         <w:t xml:space="preserve">#&gt; F = 12.49, num df = 2.0, denom df = 185.7, p-value = 8.17e-06</w:t>
       </w:r>
     </w:p>
-    <w:bookmarkEnd w:id="74"/>
+    <w:bookmarkEnd w:id="75"/>
     <w:p>
       <w:pPr>
         <w:pStyle w:val="FirstParagraph"/>
@@ -17781,7 +17790,7 @@
       <w:r>
         <w:t xml:space="preserve">(</w:t>
       </w:r>
-      <w:hyperlink r:id="rId75">
+      <w:hyperlink r:id="rId76">
         <w:r>
           <w:rPr>
             <w:rStyle w:val="Hyperlink"/>
@@ -18592,8 +18601,8 @@
         <w:t xml:space="preserve">covers the one-way layout.</w:t>
       </w:r>
     </w:p>
-    <w:bookmarkEnd w:id="76"/>
-    <w:bookmarkStart w:id="98" w:name="references"/>
+    <w:bookmarkEnd w:id="77"/>
+    <w:bookmarkStart w:id="99" w:name="references"/>
     <w:p>
       <w:pPr>
         <w:pStyle w:val="Heading2"/>
@@ -18602,8 +18611,8 @@
         <w:t xml:space="preserve">References</w:t>
       </w:r>
     </w:p>
-    <w:bookmarkStart w:id="97" w:name="refs"/>
-    <w:bookmarkStart w:id="78" w:name="ref-vittinghoff2e"/>
+    <w:bookmarkStart w:id="98" w:name="refs"/>
+    <w:bookmarkStart w:id="79" w:name="ref-vittinghoff2e"/>
     <w:p>
       <w:pPr>
         <w:pStyle w:val="Bibliography"/>
@@ -18636,7 +18645,7 @@
       <w:r>
         <w:t xml:space="preserve"> </w:t>
       </w:r>
-      <w:hyperlink r:id="rId77">
+      <w:hyperlink r:id="rId78">
         <w:r>
           <w:rPr>
             <w:rStyle w:val="Hyperlink"/>
@@ -18648,8 +18657,8 @@
         <w:t xml:space="preserve">.</w:t>
       </w:r>
     </w:p>
-    <w:bookmarkEnd w:id="78"/>
-    <w:bookmarkStart w:id="80" w:name="ref-HulleyStephen1998RToE"/>
+    <w:bookmarkEnd w:id="79"/>
+    <w:bookmarkStart w:id="81" w:name="ref-HulleyStephen1998RToE"/>
     <w:p>
       <w:pPr>
         <w:pStyle w:val="Bibliography"/>
@@ -18701,7 +18710,7 @@
       <w:r>
         <w:t xml:space="preserve"> </w:t>
       </w:r>
-      <w:hyperlink r:id="rId79">
+      <w:hyperlink r:id="rId80">
         <w:r>
           <w:rPr>
             <w:rStyle w:val="Hyperlink"/>
@@ -18713,8 +18722,8 @@
         <w:t xml:space="preserve">.</w:t>
       </w:r>
     </w:p>
-    <w:bookmarkEnd w:id="80"/>
-    <w:bookmarkStart w:id="82" w:name="ref-wikipedia_students_t_test"/>
+    <w:bookmarkEnd w:id="81"/>
+    <w:bookmarkStart w:id="83" w:name="ref-wikipedia_students_t_test"/>
     <w:p>
       <w:pPr>
         <w:pStyle w:val="Bibliography"/>
@@ -18761,7 +18770,7 @@
       <w:r>
         <w:t xml:space="preserve"> </w:t>
       </w:r>
-      <w:hyperlink r:id="rId81">
+      <w:hyperlink r:id="rId82">
         <w:r>
           <w:rPr>
             <w:rStyle w:val="Hyperlink"/>
@@ -18770,8 +18779,8 @@
         </w:r>
       </w:hyperlink>
     </w:p>
-    <w:bookmarkEnd w:id="82"/>
-    <w:bookmarkStart w:id="83" w:name="ref-hoggtanis2015"/>
+    <w:bookmarkEnd w:id="83"/>
+    <w:bookmarkStart w:id="84" w:name="ref-hoggtanis2015"/>
     <w:p>
       <w:pPr>
         <w:pStyle w:val="Bibliography"/>
@@ -18802,8 +18811,8 @@
         <w:t xml:space="preserve">, Tenth edition. Boston: Pearson, 2019.</w:t>
       </w:r>
     </w:p>
-    <w:bookmarkEnd w:id="83"/>
-    <w:bookmarkStart w:id="85" w:name="ref-wikipedia_welchs_t_test"/>
+    <w:bookmarkEnd w:id="84"/>
+    <w:bookmarkStart w:id="86" w:name="ref-wikipedia_welchs_t_test"/>
     <w:p>
       <w:pPr>
         <w:pStyle w:val="Bibliography"/>
@@ -18850,7 +18859,7 @@
       <w:r>
         <w:t xml:space="preserve"> </w:t>
       </w:r>
-      <w:hyperlink r:id="rId84">
+      <w:hyperlink r:id="rId85">
         <w:r>
           <w:rPr>
             <w:rStyle w:val="Hyperlink"/>
@@ -18859,8 +18868,8 @@
         </w:r>
       </w:hyperlink>
     </w:p>
-    <w:bookmarkEnd w:id="85"/>
-    <w:bookmarkStart w:id="87" w:name="ref-wikipedia_pooled_variance"/>
+    <w:bookmarkEnd w:id="86"/>
+    <w:bookmarkStart w:id="88" w:name="ref-wikipedia_pooled_variance"/>
     <w:p>
       <w:pPr>
         <w:pStyle w:val="Bibliography"/>
@@ -18907,7 +18916,7 @@
       <w:r>
         <w:t xml:space="preserve"> </w:t>
       </w:r>
-      <w:hyperlink r:id="rId86">
+      <w:hyperlink r:id="rId87">
         <w:r>
           <w:rPr>
             <w:rStyle w:val="Hyperlink"/>
@@ -18916,8 +18925,8 @@
         </w:r>
       </w:hyperlink>
     </w:p>
-    <w:bookmarkEnd w:id="87"/>
-    <w:bookmarkStart w:id="88" w:name="ref-rice2007mathematical"/>
+    <w:bookmarkEnd w:id="88"/>
+    <w:bookmarkStart w:id="89" w:name="ref-rice2007mathematical"/>
     <w:p>
       <w:pPr>
         <w:pStyle w:val="Bibliography"/>
@@ -18948,8 +18957,8 @@
         <w:t xml:space="preserve">, 3rd ed. Belmont, CA: Cengage Learning, 2007.</w:t>
       </w:r>
     </w:p>
-    <w:bookmarkEnd w:id="88"/>
-    <w:bookmarkStart w:id="90" w:name="Xb77271a8c2834a333d91550be0fe1b0a3afc5b3"/>
+    <w:bookmarkEnd w:id="89"/>
+    <w:bookmarkStart w:id="91" w:name="Xb77271a8c2834a333d91550be0fe1b0a3afc5b3"/>
     <w:p>
       <w:pPr>
         <w:pStyle w:val="Bibliography"/>
@@ -18996,7 +19005,7 @@
       <w:r>
         <w:t xml:space="preserve"> </w:t>
       </w:r>
-      <w:hyperlink r:id="rId89">
+      <w:hyperlink r:id="rId90">
         <w:r>
           <w:rPr>
             <w:rStyle w:val="Hyperlink"/>
@@ -19005,8 +19014,8 @@
         </w:r>
       </w:hyperlink>
     </w:p>
-    <w:bookmarkEnd w:id="90"/>
-    <w:bookmarkStart w:id="92" w:name="ref-wikipedia_analysis_of_variance"/>
+    <w:bookmarkEnd w:id="91"/>
+    <w:bookmarkStart w:id="93" w:name="ref-wikipedia_f_test"/>
     <w:p>
       <w:pPr>
         <w:pStyle w:val="Bibliography"/>
@@ -19027,6 +19036,63 @@
         <w:t xml:space="preserve"> </w:t>
       </w:r>
       <w:r>
+        <w:t xml:space="preserve">“F-test —</w:t>
+      </w:r>
+      <w:r>
+        <w:t xml:space="preserve"> </w:t>
+      </w:r>
+      <w:r>
+        <w:t xml:space="preserve">Wikipedia</w:t>
+      </w:r>
+      <w:r>
+        <w:t xml:space="preserve">,</w:t>
+      </w:r>
+      <w:r>
+        <w:t xml:space="preserve"> </w:t>
+      </w:r>
+      <w:r>
+        <w:t xml:space="preserve">the free encyclopedia.”</w:t>
+      </w:r>
+      <w:r>
+        <w:t xml:space="preserve"> </w:t>
+      </w:r>
+      <w:r>
+        <w:t xml:space="preserve">2026. Available:</w:t>
+      </w:r>
+      <w:r>
+        <w:t xml:space="preserve"> </w:t>
+      </w:r>
+      <w:hyperlink r:id="rId92">
+        <w:r>
+          <w:rPr>
+            <w:rStyle w:val="Hyperlink"/>
+          </w:rPr>
+          <w:t xml:space="preserve">https://en.wikipedia.org/wiki/F-test</w:t>
+        </w:r>
+      </w:hyperlink>
+    </w:p>
+    <w:bookmarkEnd w:id="93"/>
+    <w:bookmarkStart w:id="95" w:name="ref-wikipedia_analysis_of_variance"/>
+    <w:p>
+      <w:pPr>
+        <w:pStyle w:val="Bibliography"/>
+      </w:pPr>
+      <w:r>
+        <w:t xml:space="preserve">[10]</w:t>
+      </w:r>
+      <w:r>
+        <w:t xml:space="preserve"> </w:t>
+      </w:r>
+      <w:r>
+        <w:t xml:space="preserve">	</w:t>
+      </w:r>
+      <w:r>
+        <w:t xml:space="preserve">Wikipedia contributors,</w:t>
+      </w:r>
+      <w:r>
+        <w:t xml:space="preserve"> </w:t>
+      </w:r>
+      <w:r>
         <w:t xml:space="preserve">“Analysis of variance —</w:t>
       </w:r>
       <w:r>
@@ -19053,7 +19119,7 @@
       <w:r>
         <w:t xml:space="preserve"> </w:t>
       </w:r>
-      <w:hyperlink r:id="rId91">
+      <w:hyperlink r:id="rId94">
         <w:r>
           <w:rPr>
             <w:rStyle w:val="Hyperlink"/>
@@ -19062,70 +19128,13 @@
         </w:r>
       </w:hyperlink>
     </w:p>
-    <w:bookmarkEnd w:id="92"/>
-    <w:bookmarkStart w:id="94" w:name="ref-wikipedia_f_test"/>
+    <w:bookmarkEnd w:id="95"/>
+    <w:bookmarkStart w:id="97" w:name="ref-CaseBerg01"/>
     <w:p>
       <w:pPr>
         <w:pStyle w:val="Bibliography"/>
       </w:pPr>
       <w:r>
-        <w:t xml:space="preserve">[10]</w:t>
-      </w:r>
-      <w:r>
-        <w:t xml:space="preserve"> </w:t>
-      </w:r>
-      <w:r>
-        <w:t xml:space="preserve">	</w:t>
-      </w:r>
-      <w:r>
-        <w:t xml:space="preserve">Wikipedia contributors,</w:t>
-      </w:r>
-      <w:r>
-        <w:t xml:space="preserve"> </w:t>
-      </w:r>
-      <w:r>
-        <w:t xml:space="preserve">“F-test —</w:t>
-      </w:r>
-      <w:r>
-        <w:t xml:space="preserve"> </w:t>
-      </w:r>
-      <w:r>
-        <w:t xml:space="preserve">Wikipedia</w:t>
-      </w:r>
-      <w:r>
-        <w:t xml:space="preserve">,</w:t>
-      </w:r>
-      <w:r>
-        <w:t xml:space="preserve"> </w:t>
-      </w:r>
-      <w:r>
-        <w:t xml:space="preserve">the free encyclopedia.”</w:t>
-      </w:r>
-      <w:r>
-        <w:t xml:space="preserve"> </w:t>
-      </w:r>
-      <w:r>
-        <w:t xml:space="preserve">2026. Available:</w:t>
-      </w:r>
-      <w:r>
-        <w:t xml:space="preserve"> </w:t>
-      </w:r>
-      <w:hyperlink r:id="rId93">
-        <w:r>
-          <w:rPr>
-            <w:rStyle w:val="Hyperlink"/>
-          </w:rPr>
-          <w:t xml:space="preserve">https://en.wikipedia.org/wiki/F-test</w:t>
-        </w:r>
-      </w:hyperlink>
-    </w:p>
-    <w:bookmarkEnd w:id="94"/>
-    <w:bookmarkStart w:id="96" w:name="ref-CaseBerg01"/>
-    <w:p>
-      <w:pPr>
-        <w:pStyle w:val="Bibliography"/>
-      </w:pPr>
-      <w:r>
         <w:t xml:space="preserve">[11]</w:t>
       </w:r>
       <w:r>
@@ -19153,7 +19162,7 @@
       <w:r>
         <w:t xml:space="preserve"> </w:t>
       </w:r>
-      <w:hyperlink r:id="rId95">
+      <w:hyperlink r:id="rId96">
         <w:r>
           <w:rPr>
             <w:rStyle w:val="Hyperlink"/>
@@ -19162,9 +19171,9 @@
         </w:r>
       </w:hyperlink>
     </w:p>
-    <w:bookmarkEnd w:id="96"/>
     <w:bookmarkEnd w:id="97"/>
     <w:bookmarkEnd w:id="98"/>
+    <w:bookmarkEnd w:id="99"/>
     <w:sectPr>
       <w:footnotePr>
         <w:numRestart w:val="eachSect"/>
